--- a/_site/syllabus-BEE4850-SP26.docx
+++ b/_site/syllabus-BEE4850-SP26.docx
@@ -473,16 +473,17 @@
         <w:tblStyle w:val="Table"/>
         <w:tblLook w:firstRow="0" w:lastRow="0" w:firstColumn="0" w:lastColumn="0" w:noHBand="0" w:noVBand="0" w:val="0000"/>
         <w:tblBorders>
+          <w:left w:val="single" w:sz="24" w:space="0" w:color="00A047"/>
+          <w:right w:val="single" w:sz="4" w:space="0" w:color="00A047"/>
           <w:top w:val="single" w:sz="4" w:space="0" w:color="00A047"/>
-          <w:left w:val="single" w:sz="24" w:space="0" w:color="00A047"/>
           <w:bottom w:val="single" w:sz="4" w:space="0" w:color="00A047"/>
-          <w:right w:val="single" w:sz="4" w:space="0" w:color="00A047"/>
         </w:tblBorders>
         <w:tblCellMar>
           <w:left w:w="144" w:type="dxa"/>
           <w:right w:w="144" w:type="dxa"/>
         </w:tblCellMar>
-        <w:tblLook w:firstRow="0" w:lastRow="0" w:firstColumn="0" w:lastColumn="0" w:noHBand="0" w:noVBand="0" w:val="0000"/>
+        <w:tblInd w:w="164" w:type="dxa"/>
+        <w:tblW w:type="pct" w:w="100%"/>
       </w:tblPr>
       <w:tr>
         <w:trPr>
@@ -580,7 +581,6 @@
               <w:t xml:space="preserve">If your programming or statistics skills are a little rusty, don’t worry! We will review concepts and build skills as needed.</w:t>
             </w:r>
           </w:p>
-          <w:p/>
         </w:tc>
       </w:tr>
     </w:tbl>
@@ -1148,16 +1148,17 @@
         <w:tblStyle w:val="Table"/>
         <w:tblLook w:firstRow="0" w:lastRow="0" w:firstColumn="0" w:lastColumn="0" w:noHBand="0" w:noVBand="0" w:val="0000"/>
         <w:tblBorders>
+          <w:left w:val="single" w:sz="24" w:space="0" w:color="CC1914"/>
+          <w:right w:val="single" w:sz="4" w:space="0" w:color="CC1914"/>
           <w:top w:val="single" w:sz="4" w:space="0" w:color="CC1914"/>
-          <w:left w:val="single" w:sz="24" w:space="0" w:color="CC1914"/>
           <w:bottom w:val="single" w:sz="4" w:space="0" w:color="CC1914"/>
-          <w:right w:val="single" w:sz="4" w:space="0" w:color="CC1914"/>
         </w:tblBorders>
         <w:tblCellMar>
           <w:left w:w="144" w:type="dxa"/>
           <w:right w:w="144" w:type="dxa"/>
         </w:tblCellMar>
-        <w:tblLook w:firstRow="0" w:lastRow="0" w:firstColumn="0" w:lastColumn="0" w:noHBand="0" w:noVBand="0" w:val="0000"/>
+        <w:tblInd w:w="164" w:type="dxa"/>
+        <w:tblW w:type="pct" w:w="100%"/>
       </w:tblPr>
       <w:tr>
         <w:trPr>
@@ -1255,7 +1256,6 @@
               <w:t xml:space="preserve">We all make mistakes in our communications with one another, both when speaking and listening. Be mindful of how spoken or written language might be misunderstood, and be aware that, for a variety of reasons, how others perceive your words and actions may not be exactly how you intended them. At the same time, it is also essential that we be respectful and interpret each other’s comments and actions in good faith.</w:t>
             </w:r>
           </w:p>
-          <w:p/>
         </w:tc>
       </w:tr>
     </w:tbl>
@@ -1347,16 +1347,17 @@
         <w:tblStyle w:val="Table"/>
         <w:tblLook w:firstRow="0" w:lastRow="0" w:firstColumn="0" w:lastColumn="0" w:noHBand="0" w:noVBand="0" w:val="0000"/>
         <w:tblBorders>
+          <w:left w:val="single" w:sz="24" w:space="0" w:color="CC1914"/>
+          <w:right w:val="single" w:sz="4" w:space="0" w:color="CC1914"/>
           <w:top w:val="single" w:sz="4" w:space="0" w:color="CC1914"/>
-          <w:left w:val="single" w:sz="24" w:space="0" w:color="CC1914"/>
           <w:bottom w:val="single" w:sz="4" w:space="0" w:color="CC1914"/>
-          <w:right w:val="single" w:sz="4" w:space="0" w:color="CC1914"/>
         </w:tblBorders>
         <w:tblCellMar>
           <w:left w:w="144" w:type="dxa"/>
           <w:right w:w="144" w:type="dxa"/>
         </w:tblCellMar>
-        <w:tblLook w:firstRow="0" w:lastRow="0" w:firstColumn="0" w:lastColumn="0" w:noHBand="0" w:noVBand="0" w:val="0000"/>
+        <w:tblInd w:w="164" w:type="dxa"/>
+        <w:tblW w:type="pct" w:w="100%"/>
       </w:tblPr>
       <w:tr>
         <w:trPr>
@@ -1499,7 +1500,6 @@
               <w:t xml:space="preserve">If you see unanswered questions and you have some insight, please answer! This class will work best when we all work together as a community.</w:t>
             </w:r>
           </w:p>
-          <w:p/>
         </w:tc>
       </w:tr>
     </w:tbl>
@@ -1540,16 +1540,17 @@
         <w:tblStyle w:val="Table"/>
         <w:tblLook w:firstRow="0" w:lastRow="0" w:firstColumn="0" w:lastColumn="0" w:noHBand="0" w:noVBand="0" w:val="0000"/>
         <w:tblBorders>
+          <w:left w:val="single" w:sz="24" w:space="0" w:color="CC1914"/>
+          <w:right w:val="single" w:sz="4" w:space="0" w:color="CC1914"/>
           <w:top w:val="single" w:sz="4" w:space="0" w:color="CC1914"/>
-          <w:left w:val="single" w:sz="24" w:space="0" w:color="CC1914"/>
           <w:bottom w:val="single" w:sz="4" w:space="0" w:color="CC1914"/>
-          <w:right w:val="single" w:sz="4" w:space="0" w:color="CC1914"/>
         </w:tblBorders>
         <w:tblCellMar>
           <w:left w:w="144" w:type="dxa"/>
           <w:right w:w="144" w:type="dxa"/>
         </w:tblCellMar>
-        <w:tblLook w:firstRow="0" w:lastRow="0" w:firstColumn="0" w:lastColumn="0" w:noHBand="0" w:noVBand="0" w:val="0000"/>
+        <w:tblInd w:w="164" w:type="dxa"/>
+        <w:tblW w:type="pct" w:w="100%"/>
       </w:tblPr>
       <w:tr>
         <w:trPr>
@@ -1647,7 +1648,6 @@
               <w:t xml:space="preserve">I am not a trained counselor, but I am here to support you in whatever capacity we can. You should never feel that you need to push yourself past your limits to complete any assignment for this class or any other. If we need to make modifications to the course or assignment schedule, you can certainly reach out to me, and all relevant discussions will be kept strictly confidential.</w:t>
             </w:r>
           </w:p>
-          <w:p/>
         </w:tc>
       </w:tr>
     </w:tbl>
@@ -1705,16 +1705,17 @@
         <w:tblStyle w:val="Table"/>
         <w:tblLook w:firstRow="0" w:lastRow="0" w:firstColumn="0" w:lastColumn="0" w:noHBand="0" w:noVBand="0" w:val="0000"/>
         <w:tblBorders>
+          <w:left w:val="single" w:sz="24" w:space="0" w:color="CC1914"/>
+          <w:right w:val="single" w:sz="4" w:space="0" w:color="CC1914"/>
           <w:top w:val="single" w:sz="4" w:space="0" w:color="CC1914"/>
-          <w:left w:val="single" w:sz="24" w:space="0" w:color="CC1914"/>
           <w:bottom w:val="single" w:sz="4" w:space="0" w:color="CC1914"/>
-          <w:right w:val="single" w:sz="4" w:space="0" w:color="CC1914"/>
         </w:tblBorders>
         <w:tblCellMar>
           <w:left w:w="144" w:type="dxa"/>
           <w:right w:w="144" w:type="dxa"/>
         </w:tblCellMar>
-        <w:tblLook w:firstRow="0" w:lastRow="0" w:firstColumn="0" w:lastColumn="0" w:noHBand="0" w:noVBand="0" w:val="0000"/>
+        <w:tblInd w:w="164" w:type="dxa"/>
+        <w:tblW w:type="pct" w:w="100%"/>
       </w:tblPr>
       <w:tr>
         <w:trPr>
@@ -1812,7 +1813,6 @@
               <w:t xml:space="preserve">Please stay home if you’re feeling sick! This is beneficial for both for your own recovery and the health and safety of your classmates. We will also make any necessary arrangements for you to stay on top of the class material and if whatever is going on will negatively impact your grade, for example by causing you to be unable to submit an assignment on time.</w:t>
             </w:r>
           </w:p>
-          <w:p/>
         </w:tc>
       </w:tr>
     </w:tbl>
@@ -1850,16 +1850,17 @@
         <w:tblStyle w:val="Table"/>
         <w:tblLook w:firstRow="0" w:lastRow="0" w:firstColumn="0" w:lastColumn="0" w:noHBand="0" w:noVBand="0" w:val="0000"/>
         <w:tblBorders>
+          <w:left w:val="single" w:sz="24" w:space="0" w:color="CC1914"/>
+          <w:right w:val="single" w:sz="4" w:space="0" w:color="CC1914"/>
           <w:top w:val="single" w:sz="4" w:space="0" w:color="CC1914"/>
-          <w:left w:val="single" w:sz="24" w:space="0" w:color="CC1914"/>
           <w:bottom w:val="single" w:sz="4" w:space="0" w:color="CC1914"/>
-          <w:right w:val="single" w:sz="4" w:space="0" w:color="CC1914"/>
         </w:tblBorders>
         <w:tblCellMar>
           <w:left w:w="144" w:type="dxa"/>
           <w:right w:w="144" w:type="dxa"/>
         </w:tblCellMar>
-        <w:tblLook w:firstRow="0" w:lastRow="0" w:firstColumn="0" w:lastColumn="0" w:noHBand="0" w:noVBand="0" w:val="0000"/>
+        <w:tblInd w:w="164" w:type="dxa"/>
+        <w:tblW w:type="pct" w:w="100%"/>
       </w:tblPr>
       <w:tr>
         <w:trPr>
@@ -1964,7 +1965,6 @@
               <w:t xml:space="preserve">: Don’t cheat, copy, or plagiarize!</w:t>
             </w:r>
           </w:p>
-          <w:p/>
         </w:tc>
       </w:tr>
     </w:tbl>
@@ -2049,16 +2049,17 @@
         <w:tblStyle w:val="Table"/>
         <w:tblLook w:firstRow="0" w:lastRow="0" w:firstColumn="0" w:lastColumn="0" w:noHBand="0" w:noVBand="0" w:val="0000"/>
         <w:tblBorders>
+          <w:left w:val="single" w:sz="24" w:space="0" w:color="00A047"/>
+          <w:right w:val="single" w:sz="4" w:space="0" w:color="00A047"/>
           <w:top w:val="single" w:sz="4" w:space="0" w:color="00A047"/>
-          <w:left w:val="single" w:sz="24" w:space="0" w:color="00A047"/>
           <w:bottom w:val="single" w:sz="4" w:space="0" w:color="00A047"/>
-          <w:right w:val="single" w:sz="4" w:space="0" w:color="00A047"/>
         </w:tblBorders>
         <w:tblCellMar>
           <w:left w:w="144" w:type="dxa"/>
           <w:right w:w="144" w:type="dxa"/>
         </w:tblCellMar>
-        <w:tblLook w:firstRow="0" w:lastRow="0" w:firstColumn="0" w:lastColumn="0" w:noHBand="0" w:noVBand="0" w:val="0000"/>
+        <w:tblInd w:w="164" w:type="dxa"/>
+        <w:tblW w:type="pct" w:w="100%"/>
       </w:tblPr>
       <w:tr>
         <w:trPr>
@@ -2185,7 +2186,6 @@
               <w:t xml:space="preserve">.</w:t>
             </w:r>
           </w:p>
-          <w:p/>
         </w:tc>
       </w:tr>
     </w:tbl>
@@ -2273,16 +2273,17 @@
         <w:tblStyle w:val="Table"/>
         <w:tblLook w:firstRow="0" w:lastRow="0" w:firstColumn="0" w:lastColumn="0" w:noHBand="0" w:noVBand="0" w:val="0000"/>
         <w:tblBorders>
+          <w:left w:val="single" w:sz="24" w:space="0" w:color="EB9113"/>
+          <w:right w:val="single" w:sz="4" w:space="0" w:color="EB9113"/>
           <w:top w:val="single" w:sz="4" w:space="0" w:color="EB9113"/>
-          <w:left w:val="single" w:sz="24" w:space="0" w:color="EB9113"/>
           <w:bottom w:val="single" w:sz="4" w:space="0" w:color="EB9113"/>
-          <w:right w:val="single" w:sz="4" w:space="0" w:color="EB9113"/>
         </w:tblBorders>
         <w:tblCellMar>
           <w:left w:w="144" w:type="dxa"/>
           <w:right w:w="144" w:type="dxa"/>
         </w:tblCellMar>
-        <w:tblLook w:firstRow="0" w:lastRow="0" w:firstColumn="0" w:lastColumn="0" w:noHBand="0" w:noVBand="0" w:val="0000"/>
+        <w:tblInd w:w="164" w:type="dxa"/>
+        <w:tblW w:type="pct" w:w="100%"/>
       </w:tblPr>
       <w:tr>
         <w:trPr>
@@ -2391,7 +2392,6 @@
               <w:t xml:space="preserve">This is fundamentally different from working with your classmates, who are also trying out the problems for the first time.</w:t>
             </w:r>
           </w:p>
-          <w:p/>
         </w:tc>
       </w:tr>
     </w:tbl>
@@ -2711,16 +2711,17 @@
         <w:tblStyle w:val="Table"/>
         <w:tblLook w:firstRow="0" w:lastRow="0" w:firstColumn="0" w:lastColumn="0" w:noHBand="0" w:noVBand="0" w:val="0000"/>
         <w:tblBorders>
+          <w:left w:val="single" w:sz="24" w:space="0" w:color="00A047"/>
+          <w:right w:val="single" w:sz="4" w:space="0" w:color="00A047"/>
           <w:top w:val="single" w:sz="4" w:space="0" w:color="00A047"/>
-          <w:left w:val="single" w:sz="24" w:space="0" w:color="00A047"/>
           <w:bottom w:val="single" w:sz="4" w:space="0" w:color="00A047"/>
-          <w:right w:val="single" w:sz="4" w:space="0" w:color="00A047"/>
         </w:tblBorders>
         <w:tblCellMar>
           <w:left w:w="144" w:type="dxa"/>
           <w:right w:w="144" w:type="dxa"/>
         </w:tblCellMar>
-        <w:tblLook w:firstRow="0" w:lastRow="0" w:firstColumn="0" w:lastColumn="0" w:noHBand="0" w:noVBand="0" w:val="0000"/>
+        <w:tblInd w:w="164" w:type="dxa"/>
+        <w:tblW w:type="pct" w:w="100%"/>
       </w:tblPr>
       <w:tr>
         <w:trPr>
@@ -2867,7 +2868,6 @@
               <w:t xml:space="preserve">if you have a question about a homework due on Thursday and send a request on the immediately prior Wednesday; schedules for course staff may already be full). We recommend starting your homework promptly so you can take advantage of office hours or make an appointment over a longer period.</w:t>
             </w:r>
           </w:p>
-          <w:p/>
         </w:tc>
       </w:tr>
     </w:tbl>
@@ -4012,16 +4012,17 @@
         <w:tblStyle w:val="Table"/>
         <w:tblLook w:firstRow="0" w:lastRow="0" w:firstColumn="0" w:lastColumn="0" w:noHBand="0" w:noVBand="0" w:val="0000"/>
         <w:tblBorders>
+          <w:left w:val="single" w:sz="24" w:space="0" w:color="CC1914"/>
+          <w:right w:val="single" w:sz="4" w:space="0" w:color="CC1914"/>
           <w:top w:val="single" w:sz="4" w:space="0" w:color="CC1914"/>
-          <w:left w:val="single" w:sz="24" w:space="0" w:color="CC1914"/>
           <w:bottom w:val="single" w:sz="4" w:space="0" w:color="CC1914"/>
-          <w:right w:val="single" w:sz="4" w:space="0" w:color="CC1914"/>
         </w:tblBorders>
         <w:tblCellMar>
           <w:left w:w="144" w:type="dxa"/>
           <w:right w:w="144" w:type="dxa"/>
         </w:tblCellMar>
-        <w:tblLook w:firstRow="0" w:lastRow="0" w:firstColumn="0" w:lastColumn="0" w:noHBand="0" w:noVBand="0" w:val="0000"/>
+        <w:tblInd w:w="164" w:type="dxa"/>
+        <w:tblW w:type="pct" w:w="100%"/>
       </w:tblPr>
       <w:tr>
         <w:trPr>
@@ -4119,7 +4120,6 @@
               <w:t xml:space="preserve">All regrades will be assessed based only on the submitted work. You cannot get a higher grade by explanating what you meant (either in person or online) or by adding information or reasoning to what is submitted after the fact. The goal of the regrade is to draw attention to a potential grading problem, not to supplement the submission.</w:t>
             </w:r>
           </w:p>
-          <w:p/>
         </w:tc>
       </w:tr>
     </w:tbl>
@@ -4136,16 +4136,17 @@
         <w:tblStyle w:val="Table"/>
         <w:tblLook w:firstRow="0" w:lastRow="0" w:firstColumn="0" w:lastColumn="0" w:noHBand="0" w:noVBand="0" w:val="0000"/>
         <w:tblBorders>
+          <w:left w:val="single" w:sz="24" w:space="0" w:color="EB9113"/>
+          <w:right w:val="single" w:sz="4" w:space="0" w:color="EB9113"/>
           <w:top w:val="single" w:sz="4" w:space="0" w:color="EB9113"/>
-          <w:left w:val="single" w:sz="24" w:space="0" w:color="EB9113"/>
           <w:bottom w:val="single" w:sz="4" w:space="0" w:color="EB9113"/>
-          <w:right w:val="single" w:sz="4" w:space="0" w:color="EB9113"/>
         </w:tblBorders>
         <w:tblCellMar>
           <w:left w:w="144" w:type="dxa"/>
           <w:right w:w="144" w:type="dxa"/>
         </w:tblCellMar>
-        <w:tblLook w:firstRow="0" w:lastRow="0" w:firstColumn="0" w:lastColumn="0" w:noHBand="0" w:noVBand="0" w:val="0000"/>
+        <w:tblInd w:w="164" w:type="dxa"/>
+        <w:tblW w:type="pct" w:w="100%"/>
       </w:tblPr>
       <w:tr>
         <w:trPr>
@@ -4243,7 +4244,6 @@
               <w:t xml:space="preserve">While you should submit regrade requests for legitimate errors, using them for fishing expeditions can also result in lost points if the TA or Prof. Srikrishnan decide that your initial grade was too lenient or if additional errors are identified.</w:t>
             </w:r>
           </w:p>
-          <w:p/>
         </w:tc>
       </w:tr>
     </w:tbl>
@@ -4260,16 +4260,17 @@
         <w:tblStyle w:val="Table"/>
         <w:tblLook w:firstRow="0" w:lastRow="0" w:firstColumn="0" w:lastColumn="0" w:noHBand="0" w:noVBand="0" w:val="0000"/>
         <w:tblBorders>
+          <w:left w:val="single" w:sz="24" w:space="0" w:color="00A047"/>
+          <w:right w:val="single" w:sz="4" w:space="0" w:color="00A047"/>
           <w:top w:val="single" w:sz="4" w:space="0" w:color="00A047"/>
-          <w:left w:val="single" w:sz="24" w:space="0" w:color="00A047"/>
           <w:bottom w:val="single" w:sz="4" w:space="0" w:color="00A047"/>
-          <w:right w:val="single" w:sz="4" w:space="0" w:color="00A047"/>
         </w:tblBorders>
         <w:tblCellMar>
           <w:left w:w="144" w:type="dxa"/>
           <w:right w:w="144" w:type="dxa"/>
         </w:tblCellMar>
-        <w:tblLook w:firstRow="0" w:lastRow="0" w:firstColumn="0" w:lastColumn="0" w:noHBand="0" w:noVBand="0" w:val="0000"/>
+        <w:tblInd w:w="164" w:type="dxa"/>
+        <w:tblW w:type="pct" w:w="100%"/>
       </w:tblPr>
       <w:tr>
         <w:trPr>
@@ -4421,7 +4422,6 @@
               <w:t xml:space="preserve">.</w:t>
             </w:r>
           </w:p>
-          <w:p/>
         </w:tc>
       </w:tr>
     </w:tbl>

--- a/_site/syllabus-BEE4850-SP26.docx
+++ b/_site/syllabus-BEE4850-SP26.docx
@@ -473,17 +473,16 @@
         <w:tblStyle w:val="Table"/>
         <w:tblLook w:firstRow="0" w:lastRow="0" w:firstColumn="0" w:lastColumn="0" w:noHBand="0" w:noVBand="0" w:val="0000"/>
         <w:tblBorders>
+          <w:top w:val="single" w:sz="4" w:space="0" w:color="00A047"/>
           <w:left w:val="single" w:sz="24" w:space="0" w:color="00A047"/>
+          <w:bottom w:val="single" w:sz="4" w:space="0" w:color="00A047"/>
           <w:right w:val="single" w:sz="4" w:space="0" w:color="00A047"/>
-          <w:top w:val="single" w:sz="4" w:space="0" w:color="00A047"/>
-          <w:bottom w:val="single" w:sz="4" w:space="0" w:color="00A047"/>
         </w:tblBorders>
         <w:tblCellMar>
           <w:left w:w="144" w:type="dxa"/>
           <w:right w:w="144" w:type="dxa"/>
         </w:tblCellMar>
-        <w:tblInd w:w="164" w:type="dxa"/>
-        <w:tblW w:type="pct" w:w="100%"/>
+        <w:tblLook w:firstRow="0" w:lastRow="0" w:firstColumn="0" w:lastColumn="0" w:noHBand="0" w:noVBand="0" w:val="0000"/>
       </w:tblPr>
       <w:tr>
         <w:trPr>
@@ -581,6 +580,7 @@
               <w:t xml:space="preserve">If your programming or statistics skills are a little rusty, don’t worry! We will review concepts and build skills as needed.</w:t>
             </w:r>
           </w:p>
+          <w:p/>
         </w:tc>
       </w:tr>
     </w:tbl>
@@ -1148,17 +1148,16 @@
         <w:tblStyle w:val="Table"/>
         <w:tblLook w:firstRow="0" w:lastRow="0" w:firstColumn="0" w:lastColumn="0" w:noHBand="0" w:noVBand="0" w:val="0000"/>
         <w:tblBorders>
+          <w:top w:val="single" w:sz="4" w:space="0" w:color="CC1914"/>
           <w:left w:val="single" w:sz="24" w:space="0" w:color="CC1914"/>
+          <w:bottom w:val="single" w:sz="4" w:space="0" w:color="CC1914"/>
           <w:right w:val="single" w:sz="4" w:space="0" w:color="CC1914"/>
-          <w:top w:val="single" w:sz="4" w:space="0" w:color="CC1914"/>
-          <w:bottom w:val="single" w:sz="4" w:space="0" w:color="CC1914"/>
         </w:tblBorders>
         <w:tblCellMar>
           <w:left w:w="144" w:type="dxa"/>
           <w:right w:w="144" w:type="dxa"/>
         </w:tblCellMar>
-        <w:tblInd w:w="164" w:type="dxa"/>
-        <w:tblW w:type="pct" w:w="100%"/>
+        <w:tblLook w:firstRow="0" w:lastRow="0" w:firstColumn="0" w:lastColumn="0" w:noHBand="0" w:noVBand="0" w:val="0000"/>
       </w:tblPr>
       <w:tr>
         <w:trPr>
@@ -1256,6 +1255,7 @@
               <w:t xml:space="preserve">We all make mistakes in our communications with one another, both when speaking and listening. Be mindful of how spoken or written language might be misunderstood, and be aware that, for a variety of reasons, how others perceive your words and actions may not be exactly how you intended them. At the same time, it is also essential that we be respectful and interpret each other’s comments and actions in good faith.</w:t>
             </w:r>
           </w:p>
+          <w:p/>
         </w:tc>
       </w:tr>
     </w:tbl>
@@ -1347,17 +1347,16 @@
         <w:tblStyle w:val="Table"/>
         <w:tblLook w:firstRow="0" w:lastRow="0" w:firstColumn="0" w:lastColumn="0" w:noHBand="0" w:noVBand="0" w:val="0000"/>
         <w:tblBorders>
+          <w:top w:val="single" w:sz="4" w:space="0" w:color="CC1914"/>
           <w:left w:val="single" w:sz="24" w:space="0" w:color="CC1914"/>
+          <w:bottom w:val="single" w:sz="4" w:space="0" w:color="CC1914"/>
           <w:right w:val="single" w:sz="4" w:space="0" w:color="CC1914"/>
-          <w:top w:val="single" w:sz="4" w:space="0" w:color="CC1914"/>
-          <w:bottom w:val="single" w:sz="4" w:space="0" w:color="CC1914"/>
         </w:tblBorders>
         <w:tblCellMar>
           <w:left w:w="144" w:type="dxa"/>
           <w:right w:w="144" w:type="dxa"/>
         </w:tblCellMar>
-        <w:tblInd w:w="164" w:type="dxa"/>
-        <w:tblW w:type="pct" w:w="100%"/>
+        <w:tblLook w:firstRow="0" w:lastRow="0" w:firstColumn="0" w:lastColumn="0" w:noHBand="0" w:noVBand="0" w:val="0000"/>
       </w:tblPr>
       <w:tr>
         <w:trPr>
@@ -1500,6 +1499,7 @@
               <w:t xml:space="preserve">If you see unanswered questions and you have some insight, please answer! This class will work best when we all work together as a community.</w:t>
             </w:r>
           </w:p>
+          <w:p/>
         </w:tc>
       </w:tr>
     </w:tbl>
@@ -1540,17 +1540,16 @@
         <w:tblStyle w:val="Table"/>
         <w:tblLook w:firstRow="0" w:lastRow="0" w:firstColumn="0" w:lastColumn="0" w:noHBand="0" w:noVBand="0" w:val="0000"/>
         <w:tblBorders>
+          <w:top w:val="single" w:sz="4" w:space="0" w:color="CC1914"/>
           <w:left w:val="single" w:sz="24" w:space="0" w:color="CC1914"/>
+          <w:bottom w:val="single" w:sz="4" w:space="0" w:color="CC1914"/>
           <w:right w:val="single" w:sz="4" w:space="0" w:color="CC1914"/>
-          <w:top w:val="single" w:sz="4" w:space="0" w:color="CC1914"/>
-          <w:bottom w:val="single" w:sz="4" w:space="0" w:color="CC1914"/>
         </w:tblBorders>
         <w:tblCellMar>
           <w:left w:w="144" w:type="dxa"/>
           <w:right w:w="144" w:type="dxa"/>
         </w:tblCellMar>
-        <w:tblInd w:w="164" w:type="dxa"/>
-        <w:tblW w:type="pct" w:w="100%"/>
+        <w:tblLook w:firstRow="0" w:lastRow="0" w:firstColumn="0" w:lastColumn="0" w:noHBand="0" w:noVBand="0" w:val="0000"/>
       </w:tblPr>
       <w:tr>
         <w:trPr>
@@ -1648,6 +1647,7 @@
               <w:t xml:space="preserve">I am not a trained counselor, but I am here to support you in whatever capacity we can. You should never feel that you need to push yourself past your limits to complete any assignment for this class or any other. If we need to make modifications to the course or assignment schedule, you can certainly reach out to me, and all relevant discussions will be kept strictly confidential.</w:t>
             </w:r>
           </w:p>
+          <w:p/>
         </w:tc>
       </w:tr>
     </w:tbl>
@@ -1705,17 +1705,16 @@
         <w:tblStyle w:val="Table"/>
         <w:tblLook w:firstRow="0" w:lastRow="0" w:firstColumn="0" w:lastColumn="0" w:noHBand="0" w:noVBand="0" w:val="0000"/>
         <w:tblBorders>
+          <w:top w:val="single" w:sz="4" w:space="0" w:color="CC1914"/>
           <w:left w:val="single" w:sz="24" w:space="0" w:color="CC1914"/>
+          <w:bottom w:val="single" w:sz="4" w:space="0" w:color="CC1914"/>
           <w:right w:val="single" w:sz="4" w:space="0" w:color="CC1914"/>
-          <w:top w:val="single" w:sz="4" w:space="0" w:color="CC1914"/>
-          <w:bottom w:val="single" w:sz="4" w:space="0" w:color="CC1914"/>
         </w:tblBorders>
         <w:tblCellMar>
           <w:left w:w="144" w:type="dxa"/>
           <w:right w:w="144" w:type="dxa"/>
         </w:tblCellMar>
-        <w:tblInd w:w="164" w:type="dxa"/>
-        <w:tblW w:type="pct" w:w="100%"/>
+        <w:tblLook w:firstRow="0" w:lastRow="0" w:firstColumn="0" w:lastColumn="0" w:noHBand="0" w:noVBand="0" w:val="0000"/>
       </w:tblPr>
       <w:tr>
         <w:trPr>
@@ -1813,6 +1812,7 @@
               <w:t xml:space="preserve">Please stay home if you’re feeling sick! This is beneficial for both for your own recovery and the health and safety of your classmates. We will also make any necessary arrangements for you to stay on top of the class material and if whatever is going on will negatively impact your grade, for example by causing you to be unable to submit an assignment on time.</w:t>
             </w:r>
           </w:p>
+          <w:p/>
         </w:tc>
       </w:tr>
     </w:tbl>
@@ -1850,17 +1850,16 @@
         <w:tblStyle w:val="Table"/>
         <w:tblLook w:firstRow="0" w:lastRow="0" w:firstColumn="0" w:lastColumn="0" w:noHBand="0" w:noVBand="0" w:val="0000"/>
         <w:tblBorders>
+          <w:top w:val="single" w:sz="4" w:space="0" w:color="CC1914"/>
           <w:left w:val="single" w:sz="24" w:space="0" w:color="CC1914"/>
+          <w:bottom w:val="single" w:sz="4" w:space="0" w:color="CC1914"/>
           <w:right w:val="single" w:sz="4" w:space="0" w:color="CC1914"/>
-          <w:top w:val="single" w:sz="4" w:space="0" w:color="CC1914"/>
-          <w:bottom w:val="single" w:sz="4" w:space="0" w:color="CC1914"/>
         </w:tblBorders>
         <w:tblCellMar>
           <w:left w:w="144" w:type="dxa"/>
           <w:right w:w="144" w:type="dxa"/>
         </w:tblCellMar>
-        <w:tblInd w:w="164" w:type="dxa"/>
-        <w:tblW w:type="pct" w:w="100%"/>
+        <w:tblLook w:firstRow="0" w:lastRow="0" w:firstColumn="0" w:lastColumn="0" w:noHBand="0" w:noVBand="0" w:val="0000"/>
       </w:tblPr>
       <w:tr>
         <w:trPr>
@@ -1965,6 +1964,7 @@
               <w:t xml:space="preserve">: Don’t cheat, copy, or plagiarize!</w:t>
             </w:r>
           </w:p>
+          <w:p/>
         </w:tc>
       </w:tr>
     </w:tbl>
@@ -2049,17 +2049,16 @@
         <w:tblStyle w:val="Table"/>
         <w:tblLook w:firstRow="0" w:lastRow="0" w:firstColumn="0" w:lastColumn="0" w:noHBand="0" w:noVBand="0" w:val="0000"/>
         <w:tblBorders>
+          <w:top w:val="single" w:sz="4" w:space="0" w:color="00A047"/>
           <w:left w:val="single" w:sz="24" w:space="0" w:color="00A047"/>
+          <w:bottom w:val="single" w:sz="4" w:space="0" w:color="00A047"/>
           <w:right w:val="single" w:sz="4" w:space="0" w:color="00A047"/>
-          <w:top w:val="single" w:sz="4" w:space="0" w:color="00A047"/>
-          <w:bottom w:val="single" w:sz="4" w:space="0" w:color="00A047"/>
         </w:tblBorders>
         <w:tblCellMar>
           <w:left w:w="144" w:type="dxa"/>
           <w:right w:w="144" w:type="dxa"/>
         </w:tblCellMar>
-        <w:tblInd w:w="164" w:type="dxa"/>
-        <w:tblW w:type="pct" w:w="100%"/>
+        <w:tblLook w:firstRow="0" w:lastRow="0" w:firstColumn="0" w:lastColumn="0" w:noHBand="0" w:noVBand="0" w:val="0000"/>
       </w:tblPr>
       <w:tr>
         <w:trPr>
@@ -2186,6 +2185,7 @@
               <w:t xml:space="preserve">.</w:t>
             </w:r>
           </w:p>
+          <w:p/>
         </w:tc>
       </w:tr>
     </w:tbl>
@@ -2273,17 +2273,16 @@
         <w:tblStyle w:val="Table"/>
         <w:tblLook w:firstRow="0" w:lastRow="0" w:firstColumn="0" w:lastColumn="0" w:noHBand="0" w:noVBand="0" w:val="0000"/>
         <w:tblBorders>
+          <w:top w:val="single" w:sz="4" w:space="0" w:color="EB9113"/>
           <w:left w:val="single" w:sz="24" w:space="0" w:color="EB9113"/>
+          <w:bottom w:val="single" w:sz="4" w:space="0" w:color="EB9113"/>
           <w:right w:val="single" w:sz="4" w:space="0" w:color="EB9113"/>
-          <w:top w:val="single" w:sz="4" w:space="0" w:color="EB9113"/>
-          <w:bottom w:val="single" w:sz="4" w:space="0" w:color="EB9113"/>
         </w:tblBorders>
         <w:tblCellMar>
           <w:left w:w="144" w:type="dxa"/>
           <w:right w:w="144" w:type="dxa"/>
         </w:tblCellMar>
-        <w:tblInd w:w="164" w:type="dxa"/>
-        <w:tblW w:type="pct" w:w="100%"/>
+        <w:tblLook w:firstRow="0" w:lastRow="0" w:firstColumn="0" w:lastColumn="0" w:noHBand="0" w:noVBand="0" w:val="0000"/>
       </w:tblPr>
       <w:tr>
         <w:trPr>
@@ -2392,6 +2391,7 @@
               <w:t xml:space="preserve">This is fundamentally different from working with your classmates, who are also trying out the problems for the first time.</w:t>
             </w:r>
           </w:p>
+          <w:p/>
         </w:tc>
       </w:tr>
     </w:tbl>
@@ -2711,17 +2711,16 @@
         <w:tblStyle w:val="Table"/>
         <w:tblLook w:firstRow="0" w:lastRow="0" w:firstColumn="0" w:lastColumn="0" w:noHBand="0" w:noVBand="0" w:val="0000"/>
         <w:tblBorders>
+          <w:top w:val="single" w:sz="4" w:space="0" w:color="00A047"/>
           <w:left w:val="single" w:sz="24" w:space="0" w:color="00A047"/>
+          <w:bottom w:val="single" w:sz="4" w:space="0" w:color="00A047"/>
           <w:right w:val="single" w:sz="4" w:space="0" w:color="00A047"/>
-          <w:top w:val="single" w:sz="4" w:space="0" w:color="00A047"/>
-          <w:bottom w:val="single" w:sz="4" w:space="0" w:color="00A047"/>
         </w:tblBorders>
         <w:tblCellMar>
           <w:left w:w="144" w:type="dxa"/>
           <w:right w:w="144" w:type="dxa"/>
         </w:tblCellMar>
-        <w:tblInd w:w="164" w:type="dxa"/>
-        <w:tblW w:type="pct" w:w="100%"/>
+        <w:tblLook w:firstRow="0" w:lastRow="0" w:firstColumn="0" w:lastColumn="0" w:noHBand="0" w:noVBand="0" w:val="0000"/>
       </w:tblPr>
       <w:tr>
         <w:trPr>
@@ -2868,6 +2867,7 @@
               <w:t xml:space="preserve">if you have a question about a homework due on Thursday and send a request on the immediately prior Wednesday; schedules for course staff may already be full). We recommend starting your homework promptly so you can take advantage of office hours or make an appointment over a longer period.</w:t>
             </w:r>
           </w:p>
+          <w:p/>
         </w:tc>
       </w:tr>
     </w:tbl>
@@ -4012,17 +4012,16 @@
         <w:tblStyle w:val="Table"/>
         <w:tblLook w:firstRow="0" w:lastRow="0" w:firstColumn="0" w:lastColumn="0" w:noHBand="0" w:noVBand="0" w:val="0000"/>
         <w:tblBorders>
+          <w:top w:val="single" w:sz="4" w:space="0" w:color="CC1914"/>
           <w:left w:val="single" w:sz="24" w:space="0" w:color="CC1914"/>
+          <w:bottom w:val="single" w:sz="4" w:space="0" w:color="CC1914"/>
           <w:right w:val="single" w:sz="4" w:space="0" w:color="CC1914"/>
-          <w:top w:val="single" w:sz="4" w:space="0" w:color="CC1914"/>
-          <w:bottom w:val="single" w:sz="4" w:space="0" w:color="CC1914"/>
         </w:tblBorders>
         <w:tblCellMar>
           <w:left w:w="144" w:type="dxa"/>
           <w:right w:w="144" w:type="dxa"/>
         </w:tblCellMar>
-        <w:tblInd w:w="164" w:type="dxa"/>
-        <w:tblW w:type="pct" w:w="100%"/>
+        <w:tblLook w:firstRow="0" w:lastRow="0" w:firstColumn="0" w:lastColumn="0" w:noHBand="0" w:noVBand="0" w:val="0000"/>
       </w:tblPr>
       <w:tr>
         <w:trPr>
@@ -4120,6 +4119,7 @@
               <w:t xml:space="preserve">All regrades will be assessed based only on the submitted work. You cannot get a higher grade by explanating what you meant (either in person or online) or by adding information or reasoning to what is submitted after the fact. The goal of the regrade is to draw attention to a potential grading problem, not to supplement the submission.</w:t>
             </w:r>
           </w:p>
+          <w:p/>
         </w:tc>
       </w:tr>
     </w:tbl>
@@ -4136,17 +4136,16 @@
         <w:tblStyle w:val="Table"/>
         <w:tblLook w:firstRow="0" w:lastRow="0" w:firstColumn="0" w:lastColumn="0" w:noHBand="0" w:noVBand="0" w:val="0000"/>
         <w:tblBorders>
+          <w:top w:val="single" w:sz="4" w:space="0" w:color="EB9113"/>
           <w:left w:val="single" w:sz="24" w:space="0" w:color="EB9113"/>
+          <w:bottom w:val="single" w:sz="4" w:space="0" w:color="EB9113"/>
           <w:right w:val="single" w:sz="4" w:space="0" w:color="EB9113"/>
-          <w:top w:val="single" w:sz="4" w:space="0" w:color="EB9113"/>
-          <w:bottom w:val="single" w:sz="4" w:space="0" w:color="EB9113"/>
         </w:tblBorders>
         <w:tblCellMar>
           <w:left w:w="144" w:type="dxa"/>
           <w:right w:w="144" w:type="dxa"/>
         </w:tblCellMar>
-        <w:tblInd w:w="164" w:type="dxa"/>
-        <w:tblW w:type="pct" w:w="100%"/>
+        <w:tblLook w:firstRow="0" w:lastRow="0" w:firstColumn="0" w:lastColumn="0" w:noHBand="0" w:noVBand="0" w:val="0000"/>
       </w:tblPr>
       <w:tr>
         <w:trPr>
@@ -4244,6 +4243,7 @@
               <w:t xml:space="preserve">While you should submit regrade requests for legitimate errors, using them for fishing expeditions can also result in lost points if the TA or Prof. Srikrishnan decide that your initial grade was too lenient or if additional errors are identified.</w:t>
             </w:r>
           </w:p>
+          <w:p/>
         </w:tc>
       </w:tr>
     </w:tbl>
@@ -4260,17 +4260,16 @@
         <w:tblStyle w:val="Table"/>
         <w:tblLook w:firstRow="0" w:lastRow="0" w:firstColumn="0" w:lastColumn="0" w:noHBand="0" w:noVBand="0" w:val="0000"/>
         <w:tblBorders>
+          <w:top w:val="single" w:sz="4" w:space="0" w:color="00A047"/>
           <w:left w:val="single" w:sz="24" w:space="0" w:color="00A047"/>
+          <w:bottom w:val="single" w:sz="4" w:space="0" w:color="00A047"/>
           <w:right w:val="single" w:sz="4" w:space="0" w:color="00A047"/>
-          <w:top w:val="single" w:sz="4" w:space="0" w:color="00A047"/>
-          <w:bottom w:val="single" w:sz="4" w:space="0" w:color="00A047"/>
         </w:tblBorders>
         <w:tblCellMar>
           <w:left w:w="144" w:type="dxa"/>
           <w:right w:w="144" w:type="dxa"/>
         </w:tblCellMar>
-        <w:tblInd w:w="164" w:type="dxa"/>
-        <w:tblW w:type="pct" w:w="100%"/>
+        <w:tblLook w:firstRow="0" w:lastRow="0" w:firstColumn="0" w:lastColumn="0" w:noHBand="0" w:noVBand="0" w:val="0000"/>
       </w:tblPr>
       <w:tr>
         <w:trPr>
@@ -4422,6 +4421,7 @@
               <w:t xml:space="preserve">.</w:t>
             </w:r>
           </w:p>
+          <w:p/>
         </w:tc>
       </w:tr>
     </w:tbl>

--- a/_site/syllabus-BEE4850-SP26.docx
+++ b/_site/syllabus-BEE4850-SP26.docx
@@ -44,7 +44,7 @@
         </w:p>
       </w:sdtContent>
     </w:sdt>
-    <w:bookmarkStart w:id="27" w:name="course-overview"/>
+    <w:bookmarkStart w:id="16" w:name="course-overview"/>
     <w:p>
       <w:pPr>
         <w:pStyle w:val="Heading2"/>
@@ -61,7 +61,7 @@
         <w:t xml:space="preserve">This is a 3 credit course offered as an elective.</w:t>
       </w:r>
     </w:p>
-    <w:bookmarkStart w:id="22" w:name="instructor"/>
+    <w:bookmarkStart w:id="11" w:name="instructor"/>
     <w:p>
       <w:pPr>
         <w:pStyle w:val="Heading3"/>
@@ -81,7 +81,7 @@
       <w:r>
         <w:t xml:space="preserve"> </w:t>
       </w:r>
-      <w:hyperlink r:id="rId20">
+      <w:hyperlink r:id="rId9">
         <w:r>
           <w:rPr>
             <w:rStyle w:val="Hyperlink"/>
@@ -101,7 +101,7 @@
       <w:r>
         <w:t xml:space="preserve"> </w:t>
       </w:r>
-      <w:hyperlink r:id="rId21">
+      <w:hyperlink r:id="rId10">
         <w:r>
           <w:rPr>
             <w:rStyle w:val="Hyperlink"/>
@@ -125,8 +125,8 @@
         <w:t xml:space="preserve">318 Riley-Robb Hall</w:t>
       </w:r>
     </w:p>
-    <w:bookmarkEnd w:id="22"/>
-    <w:bookmarkStart w:id="24" w:name="ta"/>
+    <w:bookmarkEnd w:id="11"/>
+    <w:bookmarkStart w:id="13" w:name="ta"/>
     <w:p>
       <w:pPr>
         <w:pStyle w:val="Heading3"/>
@@ -161,7 +161,7 @@
       <w:r>
         <w:t xml:space="preserve"> </w:t>
       </w:r>
-      <w:hyperlink r:id="rId23">
+      <w:hyperlink r:id="rId12">
         <w:r>
           <w:rPr>
             <w:rStyle w:val="Hyperlink"/>
@@ -185,8 +185,8 @@
         <w:t xml:space="preserve">TBD</w:t>
       </w:r>
     </w:p>
-    <w:bookmarkEnd w:id="24"/>
-    <w:bookmarkStart w:id="25" w:name="meetings"/>
+    <w:bookmarkEnd w:id="13"/>
+    <w:bookmarkStart w:id="14" w:name="meetings"/>
     <w:p>
       <w:pPr>
         <w:pStyle w:val="Heading3"/>
@@ -240,8 +240,8 @@
         <w:t xml:space="preserve">401 Riley-Robb Hall</w:t>
       </w:r>
     </w:p>
-    <w:bookmarkEnd w:id="25"/>
-    <w:bookmarkStart w:id="26" w:name="course-description"/>
+    <w:bookmarkEnd w:id="14"/>
+    <w:bookmarkStart w:id="15" w:name="course-description"/>
     <w:p>
       <w:pPr>
         <w:pStyle w:val="Heading3"/>
@@ -326,9 +326,9 @@
         <w:t xml:space="preserve">assess model fit and adequacy through predictive ability.</w:t>
       </w:r>
     </w:p>
-    <w:bookmarkEnd w:id="26"/>
-    <w:bookmarkEnd w:id="27"/>
-    <w:bookmarkStart w:id="28" w:name="learning-outcomes"/>
+    <w:bookmarkEnd w:id="15"/>
+    <w:bookmarkEnd w:id="16"/>
+    <w:bookmarkStart w:id="17" w:name="learning-outcomes"/>
     <w:p>
       <w:pPr>
         <w:pStyle w:val="Heading2"/>
@@ -405,8 +405,8 @@
         <w:t xml:space="preserve">evaluate evidence for and against hypotheses about environmental systems using model simulations.</w:t>
       </w:r>
     </w:p>
-    <w:bookmarkEnd w:id="28"/>
-    <w:bookmarkStart w:id="32" w:name="prerequisites-preparation"/>
+    <w:bookmarkEnd w:id="17"/>
+    <w:bookmarkStart w:id="21" w:name="prerequisites-preparation"/>
     <w:p>
       <w:pPr>
         <w:pStyle w:val="Heading2"/>
@@ -509,18 +509,18 @@
                 <wp:inline>
                   <wp:extent cx="152400" cy="152400"/>
                   <wp:effectExtent b="0" l="0" r="0" t="0"/>
-                  <wp:docPr descr="" title="" id="30" name="Picture"/>
+                  <wp:docPr descr="" title="" id="19" name="Picture"/>
                   <a:graphic>
                     <a:graphicData uri="http://schemas.openxmlformats.org/drawingml/2006/picture">
                       <pic:pic>
                         <pic:nvPicPr>
-                          <pic:cNvPr descr="/Applications/quarto/share/formats/docx/tip.png" id="31" name="Picture"/>
+                          <pic:cNvPr descr="/Applications/quarto/share/formats/docx/tip.png" id="20" name="Picture"/>
                           <pic:cNvPicPr>
                             <a:picLocks noChangeArrowheads="1" noChangeAspect="1"/>
                           </pic:cNvPicPr>
                         </pic:nvPicPr>
                         <pic:blipFill>
-                          <a:blip r:embed="rId29"/>
+                          <a:blip r:embed="rId18"/>
                           <a:stretch>
                             <a:fillRect/>
                           </a:stretch>
@@ -584,8 +584,8 @@
         </w:tc>
       </w:tr>
     </w:tbl>
-    <w:bookmarkEnd w:id="32"/>
-    <w:bookmarkStart w:id="33" w:name="typical-topics"/>
+    <w:bookmarkEnd w:id="21"/>
+    <w:bookmarkStart w:id="22" w:name="typical-topics"/>
     <w:p>
       <w:pPr>
         <w:pStyle w:val="Heading2"/>
@@ -690,8 +690,8 @@
         <w:t xml:space="preserve">Model assessment and comparison.</w:t>
       </w:r>
     </w:p>
-    <w:bookmarkEnd w:id="33"/>
-    <w:bookmarkStart w:id="34" w:name="course-meetings"/>
+    <w:bookmarkEnd w:id="22"/>
+    <w:bookmarkStart w:id="23" w:name="course-meetings"/>
     <w:p>
       <w:pPr>
         <w:pStyle w:val="Heading2"/>
@@ -708,8 +708,8 @@
         <w:t xml:space="preserve">This course meets MWF from 11:15-12:05 in 401 Riley-Robb. In addition to the course meetings (a total of 42 lectures, 50 minutes each), the final project will be due during the university finals period. Students can expect to devote, on average, 6 hours of effort during the exam period.</w:t>
       </w:r>
     </w:p>
-    <w:bookmarkEnd w:id="34"/>
-    <w:bookmarkStart w:id="35" w:name="course-philosophy-and-expectations"/>
+    <w:bookmarkEnd w:id="23"/>
+    <w:bookmarkStart w:id="24" w:name="course-philosophy-and-expectations"/>
     <w:p>
       <w:pPr>
         <w:pStyle w:val="Heading2"/>
@@ -874,8 +874,8 @@
         <w:t xml:space="preserve">and attending office hours as needed.</w:t>
       </w:r>
     </w:p>
-    <w:bookmarkEnd w:id="35"/>
-    <w:bookmarkStart w:id="40" w:name="textbooks-and-course-materials"/>
+    <w:bookmarkEnd w:id="24"/>
+    <w:bookmarkStart w:id="29" w:name="textbooks-and-course-materials"/>
     <w:p>
       <w:pPr>
         <w:pStyle w:val="Heading2"/>
@@ -894,7 +894,7 @@
       <w:r>
         <w:t xml:space="preserve"> </w:t>
       </w:r>
-      <w:hyperlink r:id="rId36">
+      <w:hyperlink r:id="rId25">
         <w:r>
           <w:rPr>
             <w:rStyle w:val="Hyperlink"/>
@@ -939,7 +939,7 @@
       <w:r>
         <w:t xml:space="preserve"> </w:t>
       </w:r>
-      <w:hyperlink r:id="rId37">
+      <w:hyperlink r:id="rId26">
         <w:r>
           <w:rPr>
             <w:rStyle w:val="Hyperlink"/>
@@ -978,7 +978,7 @@
       <w:r>
         <w:t xml:space="preserve"> </w:t>
       </w:r>
-      <w:hyperlink r:id="rId38">
+      <w:hyperlink r:id="rId27">
         <w:r>
           <w:rPr>
             <w:rStyle w:val="Hyperlink"/>
@@ -1039,7 +1039,7 @@
       <w:r>
         <w:t xml:space="preserve"> </w:t>
       </w:r>
-      <w:hyperlink r:id="rId39">
+      <w:hyperlink r:id="rId28">
         <w:r>
           <w:rPr>
             <w:rStyle w:val="Hyperlink"/>
@@ -1048,8 +1048,8 @@
         </w:r>
       </w:hyperlink>
     </w:p>
-    <w:bookmarkEnd w:id="40"/>
-    <w:bookmarkStart w:id="55" w:name="community"/>
+    <w:bookmarkEnd w:id="29"/>
+    <w:bookmarkStart w:id="44" w:name="community"/>
     <w:p>
       <w:pPr>
         <w:pStyle w:val="Heading2"/>
@@ -1058,7 +1058,7 @@
         <w:t xml:space="preserve">Community</w:t>
       </w:r>
     </w:p>
-    <w:bookmarkStart w:id="44" w:name="diversity-and-inclusion"/>
+    <w:bookmarkStart w:id="33" w:name="diversity-and-inclusion"/>
     <w:p>
       <w:pPr>
         <w:pStyle w:val="Heading3"/>
@@ -1184,18 +1184,18 @@
                 <wp:inline>
                   <wp:extent cx="152400" cy="152400"/>
                   <wp:effectExtent b="0" l="0" r="0" t="0"/>
-                  <wp:docPr descr="" title="" id="42" name="Picture"/>
+                  <wp:docPr descr="" title="" id="31" name="Picture"/>
                   <a:graphic>
                     <a:graphicData uri="http://schemas.openxmlformats.org/drawingml/2006/picture">
                       <pic:pic>
                         <pic:nvPicPr>
-                          <pic:cNvPr descr="/Applications/quarto/share/formats/docx/important.png" id="43" name="Picture"/>
+                          <pic:cNvPr descr="/Applications/quarto/share/formats/docx/important.png" id="32" name="Picture"/>
                           <pic:cNvPicPr>
                             <a:picLocks noChangeArrowheads="1" noChangeAspect="1"/>
                           </pic:cNvPicPr>
                         </pic:nvPicPr>
                         <pic:blipFill>
-                          <a:blip r:embed="rId41"/>
+                          <a:blip r:embed="rId30"/>
                           <a:stretch>
                             <a:fillRect/>
                           </a:stretch>
@@ -1259,8 +1259,8 @@
         </w:tc>
       </w:tr>
     </w:tbl>
-    <w:bookmarkEnd w:id="44"/>
-    <w:bookmarkStart w:id="46" w:name="student-accomodations"/>
+    <w:bookmarkEnd w:id="33"/>
+    <w:bookmarkStart w:id="35" w:name="student-accomodations"/>
     <w:p>
       <w:pPr>
         <w:pStyle w:val="Heading3"/>
@@ -1279,7 +1279,7 @@
       <w:r>
         <w:t xml:space="preserve"> </w:t>
       </w:r>
-      <w:hyperlink r:id="rId45">
+      <w:hyperlink r:id="rId34">
         <w:r>
           <w:rPr>
             <w:rStyle w:val="Hyperlink"/>
@@ -1302,8 +1302,8 @@
         <w:t xml:space="preserve">If you need more immediate accomodations, but do not yet have a letter, please let me know and then follow up with SDS.</w:t>
       </w:r>
     </w:p>
-    <w:bookmarkEnd w:id="46"/>
-    <w:bookmarkStart w:id="50" w:name="course-communications"/>
+    <w:bookmarkEnd w:id="35"/>
+    <w:bookmarkStart w:id="39" w:name="course-communications"/>
     <w:p>
       <w:pPr>
         <w:pStyle w:val="Heading3"/>
@@ -1322,7 +1322,7 @@
       <w:r>
         <w:t xml:space="preserve"> </w:t>
       </w:r>
-      <w:hyperlink r:id="rId47">
+      <w:hyperlink r:id="rId36">
         <w:r>
           <w:rPr>
             <w:rStyle w:val="Hyperlink"/>
@@ -1383,18 +1383,18 @@
                 <wp:inline>
                   <wp:extent cx="152400" cy="152400"/>
                   <wp:effectExtent b="0" l="0" r="0" t="0"/>
-                  <wp:docPr descr="" title="" id="48" name="Picture"/>
+                  <wp:docPr descr="" title="" id="37" name="Picture"/>
                   <a:graphic>
                     <a:graphicData uri="http://schemas.openxmlformats.org/drawingml/2006/picture">
                       <pic:pic>
                         <pic:nvPicPr>
-                          <pic:cNvPr descr="/Applications/quarto/share/formats/docx/important.png" id="49" name="Picture"/>
+                          <pic:cNvPr descr="/Applications/quarto/share/formats/docx/important.png" id="38" name="Picture"/>
                           <pic:cNvPicPr>
                             <a:picLocks noChangeArrowheads="1" noChangeAspect="1"/>
                           </pic:cNvPicPr>
                         </pic:nvPicPr>
                         <pic:blipFill>
-                          <a:blip r:embed="rId41"/>
+                          <a:blip r:embed="rId30"/>
                           <a:stretch>
                             <a:fillRect/>
                           </a:stretch>
@@ -1503,8 +1503,8 @@
         </w:tc>
       </w:tr>
     </w:tbl>
-    <w:bookmarkEnd w:id="50"/>
-    <w:bookmarkStart w:id="54" w:name="mental-health-resources"/>
+    <w:bookmarkEnd w:id="39"/>
+    <w:bookmarkStart w:id="43" w:name="mental-health-resources"/>
     <w:p>
       <w:pPr>
         <w:pStyle w:val="Heading3"/>
@@ -1523,7 +1523,7 @@
       <w:r>
         <w:t xml:space="preserve"> </w:t>
       </w:r>
-      <w:hyperlink r:id="rId51">
+      <w:hyperlink r:id="rId40">
         <w:r>
           <w:rPr>
             <w:rStyle w:val="Hyperlink"/>
@@ -1576,18 +1576,18 @@
                 <wp:inline>
                   <wp:extent cx="152400" cy="152400"/>
                   <wp:effectExtent b="0" l="0" r="0" t="0"/>
-                  <wp:docPr descr="" title="" id="52" name="Picture"/>
+                  <wp:docPr descr="" title="" id="41" name="Picture"/>
                   <a:graphic>
                     <a:graphicData uri="http://schemas.openxmlformats.org/drawingml/2006/picture">
                       <pic:pic>
                         <pic:nvPicPr>
-                          <pic:cNvPr descr="/Applications/quarto/share/formats/docx/important.png" id="53" name="Picture"/>
+                          <pic:cNvPr descr="/Applications/quarto/share/formats/docx/important.png" id="42" name="Picture"/>
                           <pic:cNvPicPr>
                             <a:picLocks noChangeArrowheads="1" noChangeAspect="1"/>
                           </pic:cNvPicPr>
                         </pic:nvPicPr>
                         <pic:blipFill>
-                          <a:blip r:embed="rId41"/>
+                          <a:blip r:embed="rId30"/>
                           <a:stretch>
                             <a:fillRect/>
                           </a:stretch>
@@ -1651,9 +1651,9 @@
         </w:tc>
       </w:tr>
     </w:tbl>
-    <w:bookmarkEnd w:id="54"/>
-    <w:bookmarkEnd w:id="55"/>
-    <w:bookmarkStart w:id="60" w:name="course-policies"/>
+    <w:bookmarkEnd w:id="43"/>
+    <w:bookmarkEnd w:id="44"/>
+    <w:bookmarkStart w:id="49" w:name="course-policies"/>
     <w:p>
       <w:pPr>
         <w:pStyle w:val="Heading2"/>
@@ -1670,7 +1670,7 @@
         <w:t xml:space="preserve">Many policies below (including grading policies) are broken out and discussed further on the course website. Lack of familiarity with any of these policies is not an excuse for violating any of them.</w:t>
       </w:r>
     </w:p>
-    <w:bookmarkStart w:id="58" w:name="attendance"/>
+    <w:bookmarkStart w:id="47" w:name="attendance"/>
     <w:p>
       <w:pPr>
         <w:pStyle w:val="Heading3"/>
@@ -1741,18 +1741,18 @@
                 <wp:inline>
                   <wp:extent cx="152400" cy="152400"/>
                   <wp:effectExtent b="0" l="0" r="0" t="0"/>
-                  <wp:docPr descr="" title="" id="56" name="Picture"/>
+                  <wp:docPr descr="" title="" id="45" name="Picture"/>
                   <a:graphic>
                     <a:graphicData uri="http://schemas.openxmlformats.org/drawingml/2006/picture">
                       <pic:pic>
                         <pic:nvPicPr>
-                          <pic:cNvPr descr="/Applications/quarto/share/formats/docx/important.png" id="57" name="Picture"/>
+                          <pic:cNvPr descr="/Applications/quarto/share/formats/docx/important.png" id="46" name="Picture"/>
                           <pic:cNvPicPr>
                             <a:picLocks noChangeArrowheads="1" noChangeAspect="1"/>
                           </pic:cNvPicPr>
                         </pic:nvPicPr>
                         <pic:blipFill>
-                          <a:blip r:embed="rId41"/>
+                          <a:blip r:embed="rId30"/>
                           <a:stretch>
                             <a:fillRect/>
                           </a:stretch>
@@ -1816,8 +1816,8 @@
         </w:tc>
       </w:tr>
     </w:tbl>
-    <w:bookmarkEnd w:id="58"/>
-    <w:bookmarkStart w:id="59" w:name="mask-policies"/>
+    <w:bookmarkEnd w:id="47"/>
+    <w:bookmarkStart w:id="48" w:name="mask-policies"/>
     <w:p>
       <w:pPr>
         <w:pStyle w:val="Heading3"/>
@@ -1834,9 +1834,9 @@
         <w:t xml:space="preserve">Please stay home and rest if you have symptoms of COVID-19 or any other respiratory illness. No masking will be required, but please be respectful of others who may wear masks or take other precautions to avoid illness. This policy may change if there is another outbreak of COVID-19 (or other illness), but will be kept consistent with broader Cornell mask policies.</w:t>
       </w:r>
     </w:p>
-    <w:bookmarkEnd w:id="59"/>
-    <w:bookmarkEnd w:id="60"/>
-    <w:bookmarkStart w:id="73" w:name="academic-integrity"/>
+    <w:bookmarkEnd w:id="48"/>
+    <w:bookmarkEnd w:id="49"/>
+    <w:bookmarkStart w:id="62" w:name="academic-integrity"/>
     <w:p>
       <w:pPr>
         <w:pStyle w:val="Heading2"/>
@@ -1886,18 +1886,18 @@
                 <wp:inline>
                   <wp:extent cx="152400" cy="152400"/>
                   <wp:effectExtent b="0" l="0" r="0" t="0"/>
-                  <wp:docPr descr="" title="" id="61" name="Picture"/>
+                  <wp:docPr descr="" title="" id="50" name="Picture"/>
                   <a:graphic>
                     <a:graphicData uri="http://schemas.openxmlformats.org/drawingml/2006/picture">
                       <pic:pic>
                         <pic:nvPicPr>
-                          <pic:cNvPr descr="/Applications/quarto/share/formats/docx/important.png" id="62" name="Picture"/>
+                          <pic:cNvPr descr="/Applications/quarto/share/formats/docx/important.png" id="51" name="Picture"/>
                           <pic:cNvPicPr>
                             <a:picLocks noChangeArrowheads="1" noChangeAspect="1"/>
                           </pic:cNvPicPr>
                         </pic:nvPicPr>
                         <pic:blipFill>
-                          <a:blip r:embed="rId41"/>
+                          <a:blip r:embed="rId30"/>
                           <a:stretch>
                             <a:fillRect/>
                           </a:stretch>
@@ -1978,7 +1978,7 @@
       <w:r>
         <w:t xml:space="preserve"> </w:t>
       </w:r>
-      <w:hyperlink r:id="rId63">
+      <w:hyperlink r:id="rId52">
         <w:r>
           <w:rPr>
             <w:rStyle w:val="Hyperlink"/>
@@ -2024,7 +2024,7 @@
       <w:r>
         <w:t xml:space="preserve"> </w:t>
       </w:r>
-      <w:hyperlink r:id="rId64">
+      <w:hyperlink r:id="rId53">
         <w:r>
           <w:rPr>
             <w:rStyle w:val="Hyperlink"/>
@@ -2085,18 +2085,18 @@
                 <wp:inline>
                   <wp:extent cx="152400" cy="152400"/>
                   <wp:effectExtent b="0" l="0" r="0" t="0"/>
-                  <wp:docPr descr="" title="" id="65" name="Picture"/>
+                  <wp:docPr descr="" title="" id="54" name="Picture"/>
                   <a:graphic>
                     <a:graphicData uri="http://schemas.openxmlformats.org/drawingml/2006/picture">
                       <pic:pic>
                         <pic:nvPicPr>
-                          <pic:cNvPr descr="/Applications/quarto/share/formats/docx/tip.png" id="66" name="Picture"/>
+                          <pic:cNvPr descr="/Applications/quarto/share/formats/docx/tip.png" id="55" name="Picture"/>
                           <pic:cNvPicPr>
                             <a:picLocks noChangeArrowheads="1" noChangeAspect="1"/>
                           </pic:cNvPicPr>
                         </pic:nvPicPr>
                         <pic:blipFill>
-                          <a:blip r:embed="rId29"/>
+                          <a:blip r:embed="rId18"/>
                           <a:stretch>
                             <a:fillRect/>
                           </a:stretch>
@@ -2189,7 +2189,7 @@
         </w:tc>
       </w:tr>
     </w:tbl>
-    <w:bookmarkStart w:id="71" w:name="external-resources"/>
+    <w:bookmarkStart w:id="60" w:name="external-resources"/>
     <w:p>
       <w:pPr>
         <w:pStyle w:val="Heading3"/>
@@ -2238,7 +2238,7 @@
         <w:rPr>
           <w:rStyle w:val="FootnoteReference"/>
         </w:rPr>
-        <w:footnoteReference w:id="67"/>
+        <w:footnoteReference w:id="56"/>
       </w:r>
       <w:r>
         <w:t xml:space="preserve"> </w:t>
@@ -2309,18 +2309,18 @@
                 <wp:inline>
                   <wp:extent cx="152400" cy="152400"/>
                   <wp:effectExtent b="0" l="0" r="0" t="0"/>
-                  <wp:docPr descr="" title="" id="69" name="Picture"/>
+                  <wp:docPr descr="" title="" id="58" name="Picture"/>
                   <a:graphic>
                     <a:graphicData uri="http://schemas.openxmlformats.org/drawingml/2006/picture">
                       <pic:pic>
                         <pic:nvPicPr>
-                          <pic:cNvPr descr="/Applications/quarto/share/formats/docx/warning.png" id="70" name="Picture"/>
+                          <pic:cNvPr descr="/Applications/quarto/share/formats/docx/warning.png" id="59" name="Picture"/>
                           <pic:cNvPicPr>
                             <a:picLocks noChangeArrowheads="1" noChangeAspect="1"/>
                           </pic:cNvPicPr>
                         </pic:nvPicPr>
                         <pic:blipFill>
-                          <a:blip r:embed="rId68"/>
+                          <a:blip r:embed="rId57"/>
                           <a:stretch>
                             <a:fillRect/>
                           </a:stretch>
@@ -2395,8 +2395,8 @@
         </w:tc>
       </w:tr>
     </w:tbl>
-    <w:bookmarkEnd w:id="71"/>
-    <w:bookmarkStart w:id="72" w:name="aiml-resource-policy"/>
+    <w:bookmarkEnd w:id="60"/>
+    <w:bookmarkStart w:id="61" w:name="aiml-resource-policy"/>
     <w:p>
       <w:pPr>
         <w:pStyle w:val="Heading3"/>
@@ -2583,9 +2583,9 @@
         <w:t xml:space="preserve">If you have any questions about whether your planned use of an AI/ML tool complies with the academic integrity policy, please consult a member of the course staff ahead of its use.</w:t>
       </w:r>
     </w:p>
-    <w:bookmarkEnd w:id="72"/>
-    <w:bookmarkEnd w:id="73"/>
-    <w:bookmarkStart w:id="77" w:name="office-hours"/>
+    <w:bookmarkEnd w:id="61"/>
+    <w:bookmarkEnd w:id="62"/>
+    <w:bookmarkStart w:id="66" w:name="office-hours"/>
     <w:p>
       <w:pPr>
         <w:pStyle w:val="Heading2"/>
@@ -2641,7 +2641,7 @@
         <w:t xml:space="preserve">debugging) please be kind and make room for others.</w:t>
       </w:r>
     </w:p>
-    <w:bookmarkStart w:id="76" w:name="participation"/>
+    <w:bookmarkStart w:id="65" w:name="participation"/>
     <w:p>
       <w:pPr>
         <w:pStyle w:val="Heading3"/>
@@ -2747,18 +2747,18 @@
                 <wp:inline>
                   <wp:extent cx="152400" cy="152400"/>
                   <wp:effectExtent b="0" l="0" r="0" t="0"/>
-                  <wp:docPr descr="" title="" id="74" name="Picture"/>
+                  <wp:docPr descr="" title="" id="63" name="Picture"/>
                   <a:graphic>
                     <a:graphicData uri="http://schemas.openxmlformats.org/drawingml/2006/picture">
                       <pic:pic>
                         <pic:nvPicPr>
-                          <pic:cNvPr descr="/Applications/quarto/share/formats/docx/tip.png" id="75" name="Picture"/>
+                          <pic:cNvPr descr="/Applications/quarto/share/formats/docx/tip.png" id="64" name="Picture"/>
                           <pic:cNvPicPr>
                             <a:picLocks noChangeArrowheads="1" noChangeAspect="1"/>
                           </pic:cNvPicPr>
                         </pic:nvPicPr>
                         <pic:blipFill>
-                          <a:blip r:embed="rId29"/>
+                          <a:blip r:embed="rId18"/>
                           <a:stretch>
                             <a:fillRect/>
                           </a:stretch>
@@ -2871,9 +2871,9 @@
         </w:tc>
       </w:tr>
     </w:tbl>
-    <w:bookmarkEnd w:id="76"/>
-    <w:bookmarkEnd w:id="77"/>
-    <w:bookmarkStart w:id="93" w:name="assessments"/>
+    <w:bookmarkEnd w:id="65"/>
+    <w:bookmarkEnd w:id="66"/>
+    <w:bookmarkStart w:id="82" w:name="assessments"/>
     <w:p>
       <w:pPr>
         <w:pStyle w:val="Heading2"/>
@@ -2882,7 +2882,7 @@
         <w:t xml:space="preserve">Assessments</w:t>
       </w:r>
     </w:p>
-    <w:bookmarkStart w:id="78" w:name="technologies"/>
+    <w:bookmarkStart w:id="67" w:name="technologies"/>
     <w:p>
       <w:pPr>
         <w:pStyle w:val="Heading3"/>
@@ -2915,8 +2915,8 @@
         <w:t xml:space="preserve">We recommend students create a GitHub account and use GitHub to version control and share their code throughout the semester.</w:t>
       </w:r>
     </w:p>
-    <w:bookmarkEnd w:id="78"/>
-    <w:bookmarkStart w:id="79" w:name="grading"/>
+    <w:bookmarkEnd w:id="67"/>
+    <w:bookmarkStart w:id="68" w:name="grading"/>
     <w:p>
       <w:pPr>
         <w:pStyle w:val="Heading3"/>
@@ -3489,8 +3489,8 @@
         </w:tc>
       </w:tr>
     </w:tbl>
-    <w:bookmarkEnd w:id="79"/>
-    <w:bookmarkStart w:id="80" w:name="exercises"/>
+    <w:bookmarkEnd w:id="68"/>
+    <w:bookmarkStart w:id="69" w:name="exercises"/>
     <w:p>
       <w:pPr>
         <w:pStyle w:val="Heading3"/>
@@ -3507,8 +3507,8 @@
         <w:t xml:space="preserve">Exercises will be assigned in Gradescope most weeks based on recently discussed content. These will be relatively short and are intended to consolidate material recently discussed in class. The exercises will be released after Wednesday’s class and will be due prior to next Monday’s. Exercises can be retaken as many times as are desired prior to the submission deadline. They may consist of multiple choice questions or questions involving small mathematical, computational, or open-ended problems. One exercise will be dropped automatically (this is intended to account for a week in which you forget or are too busy to submit).</w:t>
       </w:r>
     </w:p>
-    <w:bookmarkEnd w:id="80"/>
-    <w:bookmarkStart w:id="81" w:name="quizzes"/>
+    <w:bookmarkEnd w:id="69"/>
+    <w:bookmarkStart w:id="70" w:name="quizzes"/>
     <w:p>
       <w:pPr>
         <w:pStyle w:val="Heading3"/>
@@ -3525,8 +3525,8 @@
         <w:t xml:space="preserve">Quizzes will be given in-class at the end of several units. These will be in the first half of the relevant class, approximately 25 minutes long. No materials (books, notes, computers, or calculators) are allowed. Quizzes will be scanned into Gradescope for grading. The material which will be covered on the quiz will be specified ahead of time in class or on Ed Discussion. No quizzes will be dropped for students in BEE 5850, but one quiz will be dropped for students in 4850.</w:t>
       </w:r>
     </w:p>
-    <w:bookmarkEnd w:id="81"/>
-    <w:bookmarkStart w:id="82" w:name="readings"/>
+    <w:bookmarkEnd w:id="70"/>
+    <w:bookmarkStart w:id="71" w:name="readings"/>
     <w:p>
       <w:pPr>
         <w:pStyle w:val="Heading3"/>
@@ -3551,8 +3551,8 @@
         <w:t xml:space="preserve">Students in BEE 5850 will additionally select a peer-reviewed journal article related to an application of data analysis and will write a short discussion paper (2-3 pages) analyzing the hypotheses and statistical choices. Students should feel free to select their own paper or can work with Prof. Srikrishnan to identify one of interest, but in all cases should discuss with Prof. Srikrishnan to ensure that the article is appropriate. The discussion paper will be due towards at the end of the semester.</w:t>
       </w:r>
     </w:p>
-    <w:bookmarkEnd w:id="82"/>
-    <w:bookmarkStart w:id="83" w:name="homework-assignments"/>
+    <w:bookmarkEnd w:id="71"/>
+    <w:bookmarkStart w:id="72" w:name="homework-assignments"/>
     <w:p>
       <w:pPr>
         <w:pStyle w:val="Heading3"/>
@@ -3694,8 +3694,8 @@
         <w:t xml:space="preserve">No homework assignments will be automatically dropped.</w:t>
       </w:r>
     </w:p>
-    <w:bookmarkEnd w:id="83"/>
-    <w:bookmarkStart w:id="84" w:name="term-project"/>
+    <w:bookmarkEnd w:id="72"/>
+    <w:bookmarkStart w:id="73" w:name="term-project"/>
     <w:p>
       <w:pPr>
         <w:pStyle w:val="Heading3"/>
@@ -3792,8 +3792,8 @@
         <w:t xml:space="preserve">A final report. The report should be no more than 5 pages (11 point font, 1 inch margins), not including references and figures. More details and rubrics will be provided later in the semester.</w:t>
       </w:r>
     </w:p>
-    <w:bookmarkEnd w:id="84"/>
-    <w:bookmarkStart w:id="85" w:name="late-work-policy"/>
+    <w:bookmarkEnd w:id="73"/>
+    <w:bookmarkStart w:id="74" w:name="late-work-policy"/>
     <w:p>
       <w:pPr>
         <w:pStyle w:val="Heading3"/>
@@ -3826,8 +3826,8 @@
         <w:t xml:space="preserve">(ideally before the due date) if legitimate circumstances emerge which prevent you from submitting work within 24 hours of the due date; we will make accomodations for approved reasons, which might included a limited extension or dropping the assignment.</w:t>
       </w:r>
     </w:p>
-    <w:bookmarkEnd w:id="85"/>
-    <w:bookmarkStart w:id="92" w:name="regrade-requests"/>
+    <w:bookmarkEnd w:id="74"/>
+    <w:bookmarkStart w:id="81" w:name="regrade-requests"/>
     <w:p>
       <w:pPr>
         <w:pStyle w:val="Heading3"/>
@@ -4048,18 +4048,18 @@
                 <wp:inline>
                   <wp:extent cx="152400" cy="152400"/>
                   <wp:effectExtent b="0" l="0" r="0" t="0"/>
-                  <wp:docPr descr="" title="" id="86" name="Picture"/>
+                  <wp:docPr descr="" title="" id="75" name="Picture"/>
                   <a:graphic>
                     <a:graphicData uri="http://schemas.openxmlformats.org/drawingml/2006/picture">
                       <pic:pic>
                         <pic:nvPicPr>
-                          <pic:cNvPr descr="/Applications/quarto/share/formats/docx/important.png" id="87" name="Picture"/>
+                          <pic:cNvPr descr="/Applications/quarto/share/formats/docx/important.png" id="76" name="Picture"/>
                           <pic:cNvPicPr>
                             <a:picLocks noChangeArrowheads="1" noChangeAspect="1"/>
                           </pic:cNvPicPr>
                         </pic:nvPicPr>
                         <pic:blipFill>
-                          <a:blip r:embed="rId41"/>
+                          <a:blip r:embed="rId30"/>
                           <a:stretch>
                             <a:fillRect/>
                           </a:stretch>
@@ -4172,18 +4172,18 @@
                 <wp:inline>
                   <wp:extent cx="152400" cy="152400"/>
                   <wp:effectExtent b="0" l="0" r="0" t="0"/>
-                  <wp:docPr descr="" title="" id="88" name="Picture"/>
+                  <wp:docPr descr="" title="" id="77" name="Picture"/>
                   <a:graphic>
                     <a:graphicData uri="http://schemas.openxmlformats.org/drawingml/2006/picture">
                       <pic:pic>
                         <pic:nvPicPr>
-                          <pic:cNvPr descr="/Applications/quarto/share/formats/docx/warning.png" id="89" name="Picture"/>
+                          <pic:cNvPr descr="/Applications/quarto/share/formats/docx/warning.png" id="78" name="Picture"/>
                           <pic:cNvPicPr>
                             <a:picLocks noChangeArrowheads="1" noChangeAspect="1"/>
                           </pic:cNvPicPr>
                         </pic:nvPicPr>
                         <pic:blipFill>
-                          <a:blip r:embed="rId68"/>
+                          <a:blip r:embed="rId57"/>
                           <a:stretch>
                             <a:fillRect/>
                           </a:stretch>
@@ -4296,18 +4296,18 @@
                 <wp:inline>
                   <wp:extent cx="152400" cy="152400"/>
                   <wp:effectExtent b="0" l="0" r="0" t="0"/>
-                  <wp:docPr descr="" title="" id="90" name="Picture"/>
+                  <wp:docPr descr="" title="" id="79" name="Picture"/>
                   <a:graphic>
                     <a:graphicData uri="http://schemas.openxmlformats.org/drawingml/2006/picture">
                       <pic:pic>
                         <pic:nvPicPr>
-                          <pic:cNvPr descr="/Applications/quarto/share/formats/docx/tip.png" id="91" name="Picture"/>
+                          <pic:cNvPr descr="/Applications/quarto/share/formats/docx/tip.png" id="80" name="Picture"/>
                           <pic:cNvPicPr>
                             <a:picLocks noChangeArrowheads="1" noChangeAspect="1"/>
                           </pic:cNvPicPr>
                         </pic:nvPicPr>
                         <pic:blipFill>
-                          <a:blip r:embed="rId29"/>
+                          <a:blip r:embed="rId18"/>
                           <a:stretch>
                             <a:fillRect/>
                           </a:stretch>
@@ -4425,9 +4425,9 @@
         </w:tc>
       </w:tr>
     </w:tbl>
-    <w:bookmarkEnd w:id="92"/>
-    <w:bookmarkEnd w:id="93"/>
-    <w:bookmarkStart w:id="95" w:name="tentative-schedule"/>
+    <w:bookmarkEnd w:id="81"/>
+    <w:bookmarkEnd w:id="82"/>
+    <w:bookmarkStart w:id="84" w:name="tentative-schedule"/>
     <w:p>
       <w:pPr>
         <w:pStyle w:val="Heading2"/>
@@ -4436,7 +4436,7 @@
         <w:t xml:space="preserve">Tentative Schedule</w:t>
       </w:r>
     </w:p>
-    <w:bookmarkStart w:id="94" w:name="schedule-table"/>
+    <w:bookmarkStart w:id="83" w:name="schedule-table"/>
     <w:tbl>
       <w:tblPr>
         <w:tblStyle w:val="Table"/>
@@ -7587,8 +7587,8 @@
         </w:tc>
       </w:tr>
     </w:tbl>
-    <w:bookmarkEnd w:id="94"/>
-    <w:bookmarkEnd w:id="95"/>
+    <w:bookmarkEnd w:id="83"/>
+    <w:bookmarkEnd w:id="84"/>
     <w:sectPr>
       <w:footnotePr>
         <w:numRestart w:val="eachSect"/>
@@ -7618,7 +7618,7 @@
       </w:r>
     </w:p>
   </w:footnote>
-  <w:footnote w:id="67">
+  <w:footnote w:id="56">
     <w:p>
       <w:pPr>
         <w:pStyle w:val="FootnoteText"/>
@@ -7886,10 +7886,10 @@
   <w:docDefaults>
     <w:rPrDefault>
       <w:rPr>
-        <w:rFonts w:asciiTheme="minorHAnsi" w:cstheme="minorBidi" w:eastAsiaTheme="minorHAnsi" w:hAnsiTheme="minorHAnsi"/>
+        <w:rFonts w:asciiTheme="minorHAnsi" w:cstheme="minorBidi" w:eastAsiaTheme="minorEastAsia" w:hAnsiTheme="minorHAnsi"/>
         <w:sz w:val="24"/>
         <w:szCs w:val="24"/>
-        <w:lang w:bidi="ar-SA" w:eastAsia="en-US" w:val="en-US"/>
+        <w:lang w:bidi="ar-SA" w:eastAsia="zh-CN" w:val="en-US"/>
       </w:rPr>
     </w:rPrDefault>
     <w:pPrDefault>
@@ -8430,13 +8430,6 @@
       </w:tblCellMar>
     </w:tblPr>
     <w:tblStylePr w:type="firstRow">
-      <w:tblPr>
-        <w:jc w:val="left"/>
-        <w:tblInd w:type="dxa" w:w="0"/>
-      </w:tblPr>
-      <w:trPr>
-        <w:jc w:val="left"/>
-      </w:trPr>
       <w:tcPr>
         <w:tcBorders>
           <w:bottom w:val="single"/>
